--- a/static/downloads/pt-br/docx/layer-0/purpose-charter.docx
+++ b/static/downloads/pt-br/docx/layer-0/purpose-charter.docx
@@ -87,7 +87,7 @@
         <w:t xml:space="preserve"> </w:t>
       </w:r>
       <w:r>
-        <w:t xml:space="preserve">2026-06-26</w:t>
+        <w:t xml:space="preserve">2026-07-07</w:t>
       </w:r>
     </w:p>
     <w:p>
@@ -331,8 +331,14 @@
     </w:p>
     <w:p>
       <w:pPr>
-        <w:pStyle w:val="BlockText"/>
-      </w:pPr>
+        <w:pStyle w:val="BodyText"/>
+      </w:pPr>
+      <w:r>
+        <w:t xml:space="preserve">&gt;</w:t>
+      </w:r>
+      <w:r>
+        <w:t xml:space="preserve"> </w:t>
+      </w:r>
       <w:r>
         <w:rPr>
           <w:b/>
@@ -340,19 +346,29 @@
         </w:rPr>
         <w:t xml:space="preserve">Justificativa — Por que um único propósito duradouro</w:t>
       </w:r>
-    </w:p>
-    <w:p>
-      <w:pPr>
-        <w:pStyle w:val="BlockText"/>
-      </w:pPr>
-      <w:r>
-        <w:t xml:space="preserve">Toda decisão, papel e alocação de recursos a jusante precisa permanecer consistente com uma única coisa — o propósito primário da comunidade. Se ele deriva, muda com as tendências ou é reescrito para justificar o projeto mais recente, não sobra nada para ancorar a governança. Um propósito primário único e estável é a estrela polar constitucional: as estratégias mudam, o propósito não.</w:t>
-      </w:r>
-    </w:p>
-    <w:p>
-      <w:pPr>
-        <w:pStyle w:val="BlockText"/>
-      </w:pPr>
+      <w:r>
+        <w:t xml:space="preserve"> </w:t>
+      </w:r>
+      <w:r>
+        <w:t xml:space="preserve">&gt;</w:t>
+      </w:r>
+      <w:r>
+        <w:t xml:space="preserve"> </w:t>
+      </w:r>
+      <w:r>
+        <w:t xml:space="preserve">&gt; Toda decisão, papel e alocação de recursos a jusante precisa permanecer consistente com uma única coisa — o propósito primário da comunidade. Se ele deriva, muda com as tendências ou é reescrito para justificar o projeto mais recente, não sobra nada para ancorar a governança. Um propósito primário único e estável é a estrela polar constitucional: as estratégias mudam, o propósito não.</w:t>
+      </w:r>
+    </w:p>
+    <w:p>
+      <w:pPr>
+        <w:pStyle w:val="BodyText"/>
+      </w:pPr>
+      <w:r>
+        <w:t xml:space="preserve">&gt;</w:t>
+      </w:r>
+      <w:r>
+        <w:t xml:space="preserve"> </w:t>
+      </w:r>
       <w:r>
         <w:rPr>
           <w:b/>
@@ -360,18 +376,22 @@
         </w:rPr>
         <w:t xml:space="preserve">Instruções — Como preencher isto</w:t>
       </w:r>
-    </w:p>
-    <w:p>
-      <w:pPr>
-        <w:pStyle w:val="BlockText"/>
-      </w:pPr>
-      <w:r>
-        <w:t xml:space="preserve">Declare exatamente um propósito primário. Ele deve descrever a razão duradoura pela qual sua comunidade existe — não um projeto, estratégia ou meta de curto prazo. Uma ou duas frases.</w:t>
-      </w:r>
-    </w:p>
-    <w:p>
-      <w:pPr>
-        <w:pStyle w:val="FirstParagraph"/>
+      <w:r>
+        <w:t xml:space="preserve"> </w:t>
+      </w:r>
+      <w:r>
+        <w:t xml:space="preserve">&gt;</w:t>
+      </w:r>
+      <w:r>
+        <w:t xml:space="preserve"> </w:t>
+      </w:r>
+      <w:r>
+        <w:t xml:space="preserve">&gt; Declare exatamente um propósito primário. Ele deve descrever a razão duradoura pela qual sua comunidade existe — não um projeto, estratégia ou meta de curto prazo. Uma ou duas frases.</w:t>
+      </w:r>
+    </w:p>
+    <w:p>
+      <w:pPr>
+        <w:pStyle w:val="BodyText"/>
       </w:pPr>
       <w:r>
         <w:rPr>
@@ -422,8 +442,14 @@
     </w:p>
     <w:p>
       <w:pPr>
-        <w:pStyle w:val="BlockText"/>
-      </w:pPr>
+        <w:pStyle w:val="BodyText"/>
+      </w:pPr>
+      <w:r>
+        <w:t xml:space="preserve">&gt;</w:t>
+      </w:r>
+      <w:r>
+        <w:t xml:space="preserve"> </w:t>
+      </w:r>
       <w:r>
         <w:rPr>
           <w:b/>
@@ -431,19 +457,29 @@
         </w:rPr>
         <w:t xml:space="preserve">Justificativa — Por que permitir propósitos secundários</w:t>
       </w:r>
-    </w:p>
-    <w:p>
-      <w:pPr>
-        <w:pStyle w:val="BlockText"/>
-      </w:pPr>
-      <w:r>
-        <w:t xml:space="preserve">Uma comunidade raramente faz apenas uma coisa. Os propósitos secundários abrem espaço para os outros resultados concretos que a comunidade persegue — mas são subordinados. Se um propósito secundário entrar em conflito com o primário, o primário vence. Declará-los explicitamente impede que a expansão de escopo se disfarce de trabalho central.</w:t>
-      </w:r>
-    </w:p>
-    <w:p>
-      <w:pPr>
-        <w:pStyle w:val="BlockText"/>
-      </w:pPr>
+      <w:r>
+        <w:t xml:space="preserve"> </w:t>
+      </w:r>
+      <w:r>
+        <w:t xml:space="preserve">&gt;</w:t>
+      </w:r>
+      <w:r>
+        <w:t xml:space="preserve"> </w:t>
+      </w:r>
+      <w:r>
+        <w:t xml:space="preserve">&gt; Uma comunidade raramente faz apenas uma coisa. Os propósitos secundários abrem espaço para os outros resultados concretos que a comunidade persegue — mas são subordinados. Se um propósito secundário entrar em conflito com o primário, o primário vence. Declará-los explicitamente impede que a expansão de escopo se disfarce de trabalho central.</w:t>
+      </w:r>
+    </w:p>
+    <w:p>
+      <w:pPr>
+        <w:pStyle w:val="BodyText"/>
+      </w:pPr>
+      <w:r>
+        <w:t xml:space="preserve">&gt;</w:t>
+      </w:r>
+      <w:r>
+        <w:t xml:space="preserve"> </w:t>
+      </w:r>
       <w:r>
         <w:rPr>
           <w:b/>
@@ -451,13 +487,17 @@
         </w:rPr>
         <w:t xml:space="preserve">Instruções — Como preencher isto</w:t>
       </w:r>
-    </w:p>
-    <w:p>
-      <w:pPr>
-        <w:pStyle w:val="BlockText"/>
-      </w:pPr>
-      <w:r>
-        <w:t xml:space="preserve">Liste resultados secundários concretos que a comunidade persegue. Eles não devem conflitar com nem sobrepor-se ao propósito primário. Remova a seção inteira se você não tiver nenhum.</w:t>
+      <w:r>
+        <w:t xml:space="preserve"> </w:t>
+      </w:r>
+      <w:r>
+        <w:t xml:space="preserve">&gt;</w:t>
+      </w:r>
+      <w:r>
+        <w:t xml:space="preserve"> </w:t>
+      </w:r>
+      <w:r>
+        <w:t xml:space="preserve">&gt; Liste resultados secundários concretos que a comunidade persegue. Eles não devem conflitar com nem sobrepor-se ao propósito primário. Remova a seção inteira se você não tiver nenhum.</w:t>
       </w:r>
     </w:p>
     <w:p>
@@ -520,8 +560,14 @@
     </w:p>
     <w:p>
       <w:pPr>
-        <w:pStyle w:val="BlockText"/>
-      </w:pPr>
+        <w:pStyle w:val="FirstParagraph"/>
+      </w:pPr>
+      <w:r>
+        <w:t xml:space="preserve">&gt;</w:t>
+      </w:r>
+      <w:r>
+        <w:t xml:space="preserve"> </w:t>
+      </w:r>
       <w:r>
         <w:rPr>
           <w:b/>
@@ -529,13 +575,17 @@
         </w:rPr>
         <w:t xml:space="preserve">Justificativa — Por que declarar o que a comunidade não é</w:t>
       </w:r>
-    </w:p>
-    <w:p>
-      <w:pPr>
-        <w:pStyle w:val="BlockText"/>
-      </w:pPr>
-      <w:r>
-        <w:t xml:space="preserve">Comunidades derivam por acréscimo — uma suposição não contestada de cada vez. Nomear o que a comunidade explicitamente</w:t>
+      <w:r>
+        <w:t xml:space="preserve"> </w:t>
+      </w:r>
+      <w:r>
+        <w:t xml:space="preserve">&gt;</w:t>
+      </w:r>
+      <w:r>
+        <w:t xml:space="preserve"> </w:t>
+      </w:r>
+      <w:r>
+        <w:t xml:space="preserve">&gt; Comunidades derivam por acréscimo — uma suposição não contestada de cada vez. Nomear o que a comunidade explicitamente</w:t>
       </w:r>
       <w:r>
         <w:t xml:space="preserve"> </w:t>
@@ -556,8 +606,14 @@
     </w:p>
     <w:p>
       <w:pPr>
-        <w:pStyle w:val="BlockText"/>
-      </w:pPr>
+        <w:pStyle w:val="BodyText"/>
+      </w:pPr>
+      <w:r>
+        <w:t xml:space="preserve">&gt;</w:t>
+      </w:r>
+      <w:r>
+        <w:t xml:space="preserve"> </w:t>
+      </w:r>
       <w:r>
         <w:rPr>
           <w:b/>
@@ -565,13 +621,17 @@
         </w:rPr>
         <w:t xml:space="preserve">Instruções — Como preencher isto</w:t>
       </w:r>
-    </w:p>
-    <w:p>
-      <w:pPr>
-        <w:pStyle w:val="BlockText"/>
-      </w:pPr>
-      <w:r>
-        <w:t xml:space="preserve">Nomeie as coisas que sua comunidade explicitamente NÃO é, especialmente identidades ou papéis que outros possam presumir por padrão (partido político, veículo de investimento, grupo religioso, etc.).</w:t>
+      <w:r>
+        <w:t xml:space="preserve"> </w:t>
+      </w:r>
+      <w:r>
+        <w:t xml:space="preserve">&gt;</w:t>
+      </w:r>
+      <w:r>
+        <w:t xml:space="preserve"> </w:t>
+      </w:r>
+      <w:r>
+        <w:t xml:space="preserve">&gt; Nomeie as coisas que sua comunidade explicitamente NÃO é, especialmente identidades ou papéis que outros possam presumir por padrão (partido político, veículo de investimento, grupo religioso, etc.).</w:t>
       </w:r>
     </w:p>
     <w:p>
@@ -663,8 +723,14 @@
     </w:p>
     <w:p>
       <w:pPr>
-        <w:pStyle w:val="BlockText"/>
-      </w:pPr>
+        <w:pStyle w:val="BodyText"/>
+      </w:pPr>
+      <w:r>
+        <w:t xml:space="preserve">&gt;</w:t>
+      </w:r>
+      <w:r>
+        <w:t xml:space="preserve"> </w:t>
+      </w:r>
       <w:r>
         <w:rPr>
           <w:b/>
@@ -672,19 +738,29 @@
         </w:rPr>
         <w:t xml:space="preserve">Justificativa — Por que tornar difícil mudar o propósito</w:t>
       </w:r>
-    </w:p>
-    <w:p>
-      <w:pPr>
-        <w:pStyle w:val="BlockText"/>
-      </w:pPr>
-      <w:r>
-        <w:t xml:space="preserve">O propósito é a única coisa da qual todo o resto depende. Se fosse fácil de mudar, nada acima dele na pilha — associação, governança, invariantes — poderia ser confiado a significar a mesma coisa de um ano para o outro. Limiares de nível constitucional e um prazo de ratificação forçam um ato deliberado e visível, não uma deriva silenciosa.</w:t>
-      </w:r>
-    </w:p>
-    <w:p>
-      <w:pPr>
-        <w:pStyle w:val="BlockText"/>
-      </w:pPr>
+      <w:r>
+        <w:t xml:space="preserve"> </w:t>
+      </w:r>
+      <w:r>
+        <w:t xml:space="preserve">&gt;</w:t>
+      </w:r>
+      <w:r>
+        <w:t xml:space="preserve"> </w:t>
+      </w:r>
+      <w:r>
+        <w:t xml:space="preserve">&gt; O propósito é a única coisa da qual todo o resto depende. Se fosse fácil de mudar, nada acima dele na pilha — associação, governança, invariantes — poderia ser confiado a significar a mesma coisa de um ano para o outro. Limiares de nível constitucional e um prazo de ratificação forçam um ato deliberado e visível, não uma deriva silenciosa.</w:t>
+      </w:r>
+    </w:p>
+    <w:p>
+      <w:pPr>
+        <w:pStyle w:val="BodyText"/>
+      </w:pPr>
+      <w:r>
+        <w:t xml:space="preserve">&gt;</w:t>
+      </w:r>
+      <w:r>
+        <w:t xml:space="preserve"> </w:t>
+      </w:r>
       <w:r>
         <w:rPr>
           <w:b/>
@@ -692,18 +768,22 @@
         </w:rPr>
         <w:t xml:space="preserve">Instruções — Como preencher isto</w:t>
       </w:r>
-    </w:p>
-    <w:p>
-      <w:pPr>
-        <w:pStyle w:val="BlockText"/>
-      </w:pPr>
-      <w:r>
-        <w:t xml:space="preserve">Descreva o procedimento de mudança. No mínimo: o tipo de decisão exigido para o propósito primário (Constitucional, conforme a Camada 2), o limiar, o prazo de ratificação e onde a mudança é registrada (histórico de versões da Camada 6). Propósitos secundários normalmente precisam de um patamar mais baixo.</w:t>
-      </w:r>
-    </w:p>
-    <w:p>
-      <w:pPr>
-        <w:pStyle w:val="FirstParagraph"/>
+      <w:r>
+        <w:t xml:space="preserve"> </w:t>
+      </w:r>
+      <w:r>
+        <w:t xml:space="preserve">&gt;</w:t>
+      </w:r>
+      <w:r>
+        <w:t xml:space="preserve"> </w:t>
+      </w:r>
+      <w:r>
+        <w:t xml:space="preserve">&gt; Descreva o procedimento de mudança. No mínimo: o tipo de decisão exigido para o propósito primário (Constitucional, conforme a Camada 2), o limiar, o prazo de ratificação e onde a mudança é registrada (histórico de versões da Camada 6). Propósitos secundários normalmente precisam de um patamar mais baixo.</w:t>
+      </w:r>
+    </w:p>
+    <w:p>
+      <w:pPr>
+        <w:pStyle w:val="BodyText"/>
       </w:pPr>
       <w:r>
         <w:t xml:space="preserve">O propósito primário só pode ser alterado por meio de uma decisão Constitucional conforme definida na Matriz de Decisão (Camada 2), exigindo</w:t>
@@ -769,6 +849,9 @@
       </w:r>
       <w:r>
         <w:t xml:space="preserve"> </w:t>
+      </w:r>
+      <w:r>
+        <w:t xml:space="preserve">&lt;AAAA-MM-DD&gt;</w:t>
       </w:r>
     </w:p>
     <w:p>

--- a/static/downloads/pt-br/docx/layer-0/purpose-charter.docx
+++ b/static/downloads/pt-br/docx/layer-0/purpose-charter.docx
@@ -87,7 +87,7 @@
         <w:t xml:space="preserve"> </w:t>
       </w:r>
       <w:r>
-        <w:t xml:space="preserve">2026-07-07</w:t>
+        <w:t xml:space="preserve">2026-08-31</w:t>
       </w:r>
     </w:p>
     <w:p>
@@ -561,6 +561,35 @@
     <w:p>
       <w:pPr>
         <w:pStyle w:val="FirstParagraph"/>
+      </w:pPr>
+      <w:r>
+        <w:rPr>
+          <w:i/>
+          <w:iCs/>
+        </w:rPr>
+        <w:t xml:space="preserve">Cláusulas RCOS:</w:t>
+      </w:r>
+      <w:r>
+        <w:rPr>
+          <w:i/>
+          <w:iCs/>
+        </w:rPr>
+        <w:t xml:space="preserve"> </w:t>
+      </w:r>
+      <w:hyperlink r:id="rId14">
+        <w:r>
+          <w:rPr>
+            <w:rStyle w:val="Hyperlink"/>
+            <w:i/>
+            <w:iCs/>
+          </w:rPr>
+          <w:t xml:space="preserve">2.1.5</w:t>
+        </w:r>
+      </w:hyperlink>
+    </w:p>
+    <w:p>
+      <w:pPr>
+        <w:pStyle w:val="BodyText"/>
       </w:pPr>
       <w:r>
         <w:t xml:space="preserve">&gt;</w:t>
